--- a/USLisboa/Hague Apostille Declaration.docx
+++ b/USLisboa/Hague Apostille Declaration.docx
@@ -82,58 +82,66 @@
           <w:sz w:val="24"/>
           <w:szCs w:val="24"/>
         </w:rPr>
-        <w:t>Though, it’s my shortcoming to be imprudent about Apostille requirement before application submission, I request application examination authorities to grant</w:t>
-      </w:r>
-      <w:r>
-        <w:rPr>
-          <w:rFonts w:ascii="Calibri" w:hAnsi="Calibri" w:cs="Calibri"/>
-          <w:sz w:val="24"/>
-          <w:szCs w:val="24"/>
-        </w:rPr>
-        <w:t xml:space="preserve"> leniency for admission screening as </w:t>
-      </w:r>
-      <w:r>
-        <w:rPr>
-          <w:rFonts w:ascii="Calibri" w:hAnsi="Calibri" w:cs="Calibri"/>
-          <w:sz w:val="24"/>
-          <w:szCs w:val="24"/>
-        </w:rPr>
-        <w:t xml:space="preserve">local and traditional circumstances make </w:t>
-      </w:r>
-      <w:r>
-        <w:rPr>
-          <w:rFonts w:ascii="Calibri" w:hAnsi="Calibri" w:cs="Calibri"/>
-          <w:sz w:val="24"/>
-          <w:szCs w:val="24"/>
-        </w:rPr>
-        <w:t xml:space="preserve">it </w:t>
-      </w:r>
-      <w:r>
-        <w:rPr>
-          <w:rFonts w:ascii="Calibri" w:hAnsi="Calibri" w:cs="Calibri"/>
-          <w:sz w:val="24"/>
-          <w:szCs w:val="24"/>
-        </w:rPr>
-        <w:t>moderately</w:t>
-      </w:r>
-      <w:r>
-        <w:rPr>
-          <w:rFonts w:ascii="Calibri" w:hAnsi="Calibri" w:cs="Calibri"/>
-          <w:sz w:val="24"/>
-          <w:szCs w:val="24"/>
-        </w:rPr>
-        <w:t xml:space="preserve"> time</w:t>
-      </w:r>
-      <w:r>
-        <w:rPr>
-          <w:rFonts w:ascii="Calibri" w:hAnsi="Calibri" w:cs="Calibri"/>
-          <w:sz w:val="24"/>
-          <w:szCs w:val="24"/>
-        </w:rPr>
-        <w:t>-</w:t>
+        <w:t>Though</w:t>
       </w:r>
       <w:bookmarkStart w:id="0" w:name="_GoBack"/>
       <w:bookmarkEnd w:id="0"/>
+      <w:r>
+        <w:rPr>
+          <w:rFonts w:ascii="Calibri" w:hAnsi="Calibri" w:cs="Calibri"/>
+          <w:sz w:val="24"/>
+          <w:szCs w:val="24"/>
+        </w:rPr>
+        <w:t xml:space="preserve"> it’s my shortcoming to be imprudent about Apostille requirement before application submission, I request application examination authorities to grant</w:t>
+      </w:r>
+      <w:r>
+        <w:rPr>
+          <w:rFonts w:ascii="Calibri" w:hAnsi="Calibri" w:cs="Calibri"/>
+          <w:sz w:val="24"/>
+          <w:szCs w:val="24"/>
+        </w:rPr>
+        <w:t xml:space="preserve"> leniency for admission screening as </w:t>
+      </w:r>
+      <w:r>
+        <w:rPr>
+          <w:rFonts w:ascii="Calibri" w:hAnsi="Calibri" w:cs="Calibri"/>
+          <w:sz w:val="24"/>
+          <w:szCs w:val="24"/>
+        </w:rPr>
+        <w:t xml:space="preserve">local and traditional circumstances make </w:t>
+      </w:r>
+      <w:r>
+        <w:rPr>
+          <w:rFonts w:ascii="Calibri" w:hAnsi="Calibri" w:cs="Calibri"/>
+          <w:sz w:val="24"/>
+          <w:szCs w:val="24"/>
+        </w:rPr>
+        <w:t xml:space="preserve">it </w:t>
+      </w:r>
+      <w:r>
+        <w:rPr>
+          <w:rFonts w:ascii="Calibri" w:hAnsi="Calibri" w:cs="Calibri"/>
+          <w:sz w:val="24"/>
+          <w:szCs w:val="24"/>
+        </w:rPr>
+        <w:t>moderately</w:t>
+      </w:r>
+      <w:r>
+        <w:rPr>
+          <w:rFonts w:ascii="Calibri" w:hAnsi="Calibri" w:cs="Calibri"/>
+          <w:sz w:val="24"/>
+          <w:szCs w:val="24"/>
+        </w:rPr>
+        <w:t xml:space="preserve"> time</w:t>
+      </w:r>
+      <w:r>
+        <w:rPr>
+          <w:rFonts w:ascii="Calibri" w:hAnsi="Calibri" w:cs="Calibri"/>
+          <w:sz w:val="24"/>
+          <w:szCs w:val="24"/>
+        </w:rPr>
+        <w:t>-</w:t>
+      </w:r>
       <w:r>
         <w:rPr>
           <w:rFonts w:ascii="Calibri" w:hAnsi="Calibri" w:cs="Calibri"/>
